--- a/backend-exhibits/Sharefile to SharePoint Online Standard Included.docx
+++ b/backend-exhibits/Sharefile to SharePoint Online Standard Included.docx
@@ -39,14 +39,14 @@
               <w:ind w:left="52"/>
               <w:jc w:val="center"/>
               <w:rPr>
-                <w:rFonts w:ascii="Arial" w:hAnsi="Arial" w:cs="Arial"/>
+                <w:rFonts w:ascii="Arial" w:hAnsi="Arial" w:cs="Arial" w:eastAsia="Arial"/>
                 <w:sz w:val="21"/>
                 <w:szCs w:val="21"/>
               </w:rPr>
             </w:pPr>
             <w:r>
               <w:rPr>
-                <w:rFonts w:ascii="Arial" w:eastAsia="Arial" w:hAnsi="Arial" w:cs="Arial"/>
+                <w:rFonts w:ascii="Arial" w:hAnsi="Arial" w:cs="Arial" w:eastAsia="Arial"/>
                 <w:b/>
                 <w:sz w:val="21"/>
                 <w:szCs w:val="21"/>
@@ -55,7 +55,7 @@
             </w:r>
             <w:r>
               <w:rPr>
-                <w:rFonts w:ascii="Arial" w:eastAsia="Arial" w:hAnsi="Arial" w:cs="Arial"/>
+                <w:rFonts w:ascii="Arial" w:hAnsi="Arial" w:cs="Arial" w:eastAsia="Arial"/>
                 <w:b/>
                 <w:sz w:val="21"/>
                 <w:szCs w:val="21"/>
@@ -64,7 +64,7 @@
             </w:r>
             <w:r>
               <w:rPr>
-                <w:rFonts w:ascii="Arial" w:eastAsia="Arial" w:hAnsi="Arial" w:cs="Arial"/>
+                <w:rFonts w:ascii="Arial" w:hAnsi="Arial" w:cs="Arial" w:eastAsia="Arial"/>
                 <w:b/>
                 <w:sz w:val="21"/>
                 <w:szCs w:val="21"/>
@@ -74,7 +74,7 @@
             <w:proofErr w:type="gramStart"/>
             <w:r>
               <w:rPr>
-                <w:rFonts w:ascii="Arial" w:eastAsia="Arial" w:hAnsi="Arial" w:cs="Arial"/>
+                <w:rFonts w:ascii="Arial" w:hAnsi="Arial" w:cs="Arial" w:eastAsia="Arial"/>
                 <w:b/>
                 <w:sz w:val="21"/>
                 <w:szCs w:val="21"/>
@@ -83,7 +83,7 @@
             </w:r>
             <w:r>
               <w:rPr>
-                <w:rFonts w:ascii="Arial" w:eastAsia="Arial" w:hAnsi="Arial" w:cs="Arial"/>
+                <w:rFonts w:ascii="Arial" w:hAnsi="Arial" w:cs="Arial" w:eastAsia="Arial"/>
                 <w:b/>
                 <w:sz w:val="21"/>
                 <w:szCs w:val="21"/>
@@ -93,7 +93,7 @@
             <w:proofErr w:type="gramEnd"/>
             <w:r>
               <w:rPr>
-                <w:rFonts w:ascii="Arial" w:eastAsia="Arial" w:hAnsi="Arial" w:cs="Arial"/>
+                <w:rFonts w:ascii="Arial" w:hAnsi="Arial" w:cs="Arial" w:eastAsia="Arial"/>
                 <w:b/>
                 <w:sz w:val="21"/>
                 <w:szCs w:val="21"/>
@@ -102,7 +102,7 @@
             </w:r>
             <w:r>
               <w:rPr>
-                <w:rFonts w:ascii="Arial" w:eastAsia="Arial" w:hAnsi="Arial" w:cs="Arial"/>
+                <w:rFonts w:ascii="Arial" w:hAnsi="Arial" w:cs="Arial" w:eastAsia="Arial"/>
                 <w:b/>
                 <w:sz w:val="21"/>
                 <w:szCs w:val="21"/>
@@ -130,7 +130,7 @@
             <w:pPr>
               <w:ind w:left="3"/>
               <w:rPr>
-                <w:rFonts w:ascii="Arial" w:hAnsi="Arial" w:cs="Arial"/>
+                <w:rFonts w:ascii="Arial" w:hAnsi="Arial" w:cs="Arial" w:eastAsia="Arial"/>
                 <w:b/>
                 <w:bCs/>
                 <w:sz w:val="21"/>
@@ -139,7 +139,7 @@
             </w:pPr>
             <w:r>
               <w:rPr>
-                <w:rFonts w:ascii="Arial" w:hAnsi="Arial" w:cs="Arial"/>
+                <w:rFonts w:ascii="Arial" w:hAnsi="Arial" w:cs="Arial" w:eastAsia="Arial"/>
                 <w:b/>
                 <w:bCs/>
                 <w:sz w:val="21"/>
@@ -162,14 +162,14 @@
           <w:p>
             <w:pPr>
               <w:rPr>
-                <w:rFonts w:ascii="Arial" w:hAnsi="Arial" w:cs="Arial"/>
+                <w:rFonts w:ascii="Arial" w:hAnsi="Arial" w:cs="Arial" w:eastAsia="Arial"/>
                 <w:sz w:val="21"/>
                 <w:szCs w:val="21"/>
               </w:rPr>
             </w:pPr>
             <w:r>
               <w:rPr>
-                <w:rFonts w:ascii="Arial" w:hAnsi="Arial" w:cs="Arial"/>
+                <w:rFonts w:ascii="Arial" w:hAnsi="Arial" w:cs="Arial" w:eastAsia="Arial"/>
                 <w:sz w:val="21"/>
                 <w:szCs w:val="21"/>
               </w:rPr>
@@ -177,7 +177,7 @@
             </w:r>
             <w:r>
               <w:rPr>
-                <w:rFonts w:ascii="Arial" w:hAnsi="Arial" w:cs="Arial"/>
+                <w:rFonts w:ascii="Arial" w:hAnsi="Arial" w:cs="Arial" w:eastAsia="Arial"/>
                 <w:sz w:val="21"/>
                 <w:szCs w:val="21"/>
               </w:rPr>
@@ -204,7 +204,7 @@
             <w:pPr>
               <w:ind w:left="3"/>
               <w:rPr>
-                <w:rFonts w:ascii="Arial" w:hAnsi="Arial" w:cs="Arial"/>
+                <w:rFonts w:ascii="Arial" w:hAnsi="Arial" w:cs="Arial" w:eastAsia="Arial"/>
                 <w:b/>
                 <w:bCs/>
                 <w:sz w:val="21"/>
@@ -213,7 +213,7 @@
             </w:pPr>
             <w:r>
               <w:rPr>
-                <w:rFonts w:ascii="Arial" w:hAnsi="Arial" w:cs="Arial"/>
+                <w:rFonts w:ascii="Arial" w:hAnsi="Arial" w:cs="Arial" w:eastAsia="Arial"/>
                 <w:b/>
                 <w:bCs/>
                 <w:sz w:val="21"/>
@@ -223,7 +223,7 @@
             </w:r>
             <w:r>
               <w:rPr>
-                <w:rFonts w:ascii="Arial" w:hAnsi="Arial" w:cs="Arial"/>
+                <w:rFonts w:ascii="Arial" w:hAnsi="Arial" w:cs="Arial" w:eastAsia="Arial"/>
                 <w:b/>
                 <w:bCs/>
                 <w:sz w:val="21"/>
@@ -246,14 +246,14 @@
           <w:p>
             <w:pPr>
               <w:rPr>
-                <w:rFonts w:ascii="Arial" w:hAnsi="Arial" w:cs="Arial"/>
+                <w:rFonts w:ascii="Arial" w:hAnsi="Arial" w:cs="Arial" w:eastAsia="Arial"/>
                 <w:sz w:val="21"/>
                 <w:szCs w:val="21"/>
               </w:rPr>
             </w:pPr>
             <w:r>
               <w:rPr>
-                <w:rFonts w:ascii="Arial" w:hAnsi="Arial" w:cs="Arial"/>
+                <w:rFonts w:ascii="Arial" w:hAnsi="Arial" w:cs="Arial" w:eastAsia="Arial"/>
                 <w:sz w:val="21"/>
                 <w:szCs w:val="21"/>
               </w:rPr>
@@ -280,7 +280,7 @@
             <w:pPr>
               <w:ind w:left="3"/>
               <w:rPr>
-                <w:rFonts w:ascii="Arial" w:hAnsi="Arial" w:cs="Arial"/>
+                <w:rFonts w:ascii="Arial" w:hAnsi="Arial" w:cs="Arial" w:eastAsia="Arial"/>
                 <w:b/>
                 <w:bCs/>
                 <w:sz w:val="21"/>
@@ -289,7 +289,7 @@
             </w:pPr>
             <w:r>
               <w:rPr>
-                <w:rFonts w:ascii="Arial" w:hAnsi="Arial" w:cs="Arial"/>
+                <w:rFonts w:ascii="Arial" w:hAnsi="Arial" w:cs="Arial" w:eastAsia="Arial"/>
                 <w:b/>
                 <w:bCs/>
                 <w:sz w:val="21"/>
@@ -312,7 +312,7 @@
           <w:p>
             <w:pPr>
               <w:rPr>
-                <w:rFonts w:ascii="Arial" w:hAnsi="Arial" w:cs="Arial"/>
+                <w:rFonts w:ascii="Arial" w:hAnsi="Arial" w:cs="Arial" w:eastAsia="Arial"/>
                 <w:sz w:val="21"/>
                 <w:szCs w:val="21"/>
               </w:rPr>
@@ -320,7 +320,7 @@
             <w:proofErr w:type="spellStart"/>
             <w:r>
               <w:rPr>
-                <w:rFonts w:ascii="Arial" w:hAnsi="Arial" w:cs="Arial"/>
+                <w:rFonts w:ascii="Arial" w:hAnsi="Arial" w:cs="Arial" w:eastAsia="Arial"/>
                 <w:sz w:val="21"/>
                 <w:szCs w:val="21"/>
               </w:rPr>
@@ -329,7 +329,7 @@
             <w:proofErr w:type="spellEnd"/>
             <w:r>
               <w:rPr>
-                <w:rFonts w:ascii="Arial" w:hAnsi="Arial" w:cs="Arial"/>
+                <w:rFonts w:ascii="Arial" w:hAnsi="Arial" w:cs="Arial" w:eastAsia="Arial"/>
                 <w:sz w:val="21"/>
                 <w:szCs w:val="21"/>
               </w:rPr>
@@ -356,7 +356,7 @@
             <w:pPr>
               <w:ind w:left="3"/>
               <w:rPr>
-                <w:rFonts w:ascii="Arial" w:hAnsi="Arial" w:cs="Arial"/>
+                <w:rFonts w:ascii="Arial" w:hAnsi="Arial" w:cs="Arial" w:eastAsia="Arial"/>
                 <w:b/>
                 <w:bCs/>
                 <w:sz w:val="21"/>
@@ -365,7 +365,7 @@
             </w:pPr>
             <w:r>
               <w:rPr>
-                <w:rFonts w:ascii="Arial" w:hAnsi="Arial" w:cs="Arial"/>
+                <w:rFonts w:ascii="Arial" w:hAnsi="Arial" w:cs="Arial" w:eastAsia="Arial"/>
                 <w:b/>
                 <w:bCs/>
                 <w:sz w:val="21"/>
@@ -388,7 +388,7 @@
           <w:p>
             <w:pPr>
               <w:rPr>
-                <w:rFonts w:ascii="Arial" w:hAnsi="Arial" w:cs="Arial"/>
+                <w:rFonts w:ascii="Arial" w:hAnsi="Arial" w:cs="Arial" w:eastAsia="Arial"/>
                 <w:sz w:val="21"/>
                 <w:szCs w:val="21"/>
               </w:rPr>
@@ -396,7 +396,7 @@
             <w:proofErr w:type="spellStart"/>
             <w:r>
               <w:rPr>
-                <w:rFonts w:ascii="Arial" w:hAnsi="Arial" w:cs="Arial"/>
+                <w:rFonts w:ascii="Arial" w:hAnsi="Arial" w:cs="Arial" w:eastAsia="Arial"/>
                 <w:sz w:val="21"/>
                 <w:szCs w:val="21"/>
               </w:rPr>
@@ -405,7 +405,7 @@
             <w:proofErr w:type="spellEnd"/>
             <w:r>
               <w:rPr>
-                <w:rFonts w:ascii="Arial" w:hAnsi="Arial" w:cs="Arial"/>
+                <w:rFonts w:ascii="Arial" w:hAnsi="Arial" w:cs="Arial" w:eastAsia="Arial"/>
                 <w:sz w:val="21"/>
                 <w:szCs w:val="21"/>
               </w:rPr>
@@ -432,7 +432,7 @@
             <w:pPr>
               <w:ind w:left="3"/>
               <w:rPr>
-                <w:rFonts w:ascii="Arial" w:hAnsi="Arial" w:cs="Arial"/>
+                <w:rFonts w:ascii="Arial" w:hAnsi="Arial" w:cs="Arial" w:eastAsia="Arial"/>
                 <w:b/>
                 <w:bCs/>
                 <w:sz w:val="21"/>
@@ -441,7 +441,7 @@
             </w:pPr>
             <w:r>
               <w:rPr>
-                <w:rFonts w:ascii="Arial" w:hAnsi="Arial" w:cs="Arial"/>
+                <w:rFonts w:ascii="Arial" w:hAnsi="Arial" w:cs="Arial" w:eastAsia="Arial"/>
                 <w:b/>
                 <w:bCs/>
                 <w:sz w:val="21"/>
@@ -464,7 +464,7 @@
           <w:p>
             <w:pPr>
               <w:rPr>
-                <w:rFonts w:ascii="Arial" w:hAnsi="Arial" w:cs="Arial"/>
+                <w:rFonts w:ascii="Arial" w:hAnsi="Arial" w:cs="Arial" w:eastAsia="Arial"/>
                 <w:sz w:val="21"/>
                 <w:szCs w:val="21"/>
               </w:rPr>
@@ -472,7 +472,7 @@
             <w:proofErr w:type="spellStart"/>
             <w:r>
               <w:rPr>
-                <w:rFonts w:ascii="Arial" w:hAnsi="Arial" w:cs="Arial"/>
+                <w:rFonts w:ascii="Arial" w:hAnsi="Arial" w:cs="Arial" w:eastAsia="Arial"/>
                 <w:sz w:val="21"/>
                 <w:szCs w:val="21"/>
               </w:rPr>
@@ -481,7 +481,7 @@
             <w:proofErr w:type="spellEnd"/>
             <w:r>
               <w:rPr>
-                <w:rFonts w:ascii="Arial" w:hAnsi="Arial" w:cs="Arial"/>
+                <w:rFonts w:ascii="Arial" w:hAnsi="Arial" w:cs="Arial" w:eastAsia="Arial"/>
                 <w:sz w:val="21"/>
                 <w:szCs w:val="21"/>
               </w:rPr>
@@ -490,7 +490,7 @@
             <w:proofErr w:type="gramStart"/>
             <w:r>
               <w:rPr>
-                <w:rFonts w:ascii="Arial" w:hAnsi="Arial" w:cs="Arial"/>
+                <w:rFonts w:ascii="Arial" w:hAnsi="Arial" w:cs="Arial" w:eastAsia="Arial"/>
                 <w:sz w:val="21"/>
                 <w:szCs w:val="21"/>
               </w:rPr>
@@ -499,7 +499,7 @@
             <w:proofErr w:type="gramEnd"/>
             <w:r>
               <w:rPr>
-                <w:rFonts w:ascii="Arial" w:hAnsi="Arial" w:cs="Arial"/>
+                <w:rFonts w:ascii="Arial" w:hAnsi="Arial" w:cs="Arial" w:eastAsia="Arial"/>
                 <w:sz w:val="21"/>
                 <w:szCs w:val="21"/>
               </w:rPr>
@@ -526,7 +526,7 @@
             <w:pPr>
               <w:ind w:left="3"/>
               <w:rPr>
-                <w:rFonts w:ascii="Arial" w:hAnsi="Arial" w:cs="Arial"/>
+                <w:rFonts w:ascii="Arial" w:hAnsi="Arial" w:cs="Arial" w:eastAsia="Arial"/>
                 <w:b/>
                 <w:bCs/>
                 <w:sz w:val="21"/>
@@ -535,7 +535,7 @@
             </w:pPr>
             <w:r>
               <w:rPr>
-                <w:rFonts w:ascii="Arial" w:hAnsi="Arial" w:cs="Arial"/>
+                <w:rFonts w:ascii="Arial" w:hAnsi="Arial" w:cs="Arial" w:eastAsia="Arial"/>
                 <w:b/>
                 <w:bCs/>
                 <w:sz w:val="21"/>
@@ -558,14 +558,14 @@
           <w:p>
             <w:pPr>
               <w:rPr>
-                <w:rFonts w:ascii="Arial" w:hAnsi="Arial" w:cs="Arial"/>
+                <w:rFonts w:ascii="Arial" w:hAnsi="Arial" w:cs="Arial" w:eastAsia="Arial"/>
                 <w:sz w:val="21"/>
                 <w:szCs w:val="21"/>
               </w:rPr>
             </w:pPr>
             <w:r>
               <w:rPr>
-                <w:rFonts w:ascii="Arial" w:hAnsi="Arial" w:cs="Arial"/>
+                <w:rFonts w:ascii="Arial" w:hAnsi="Arial" w:cs="Arial" w:eastAsia="Arial"/>
                 <w:sz w:val="21"/>
                 <w:szCs w:val="21"/>
               </w:rPr>
@@ -592,7 +592,7 @@
             <w:pPr>
               <w:ind w:left="3"/>
               <w:rPr>
-                <w:rFonts w:ascii="Arial" w:hAnsi="Arial" w:cs="Arial"/>
+                <w:rFonts w:ascii="Arial" w:hAnsi="Arial" w:cs="Arial" w:eastAsia="Arial"/>
                 <w:b/>
                 <w:bCs/>
                 <w:sz w:val="21"/>
@@ -601,7 +601,7 @@
             </w:pPr>
             <w:r>
               <w:rPr>
-                <w:rFonts w:ascii="Arial" w:hAnsi="Arial" w:cs="Arial"/>
+                <w:rFonts w:ascii="Arial" w:hAnsi="Arial" w:cs="Arial" w:eastAsia="Arial"/>
                 <w:b/>
                 <w:bCs/>
                 <w:sz w:val="21"/>
@@ -625,14 +625,14 @@
             <w:pPr>
               <w:spacing w:line="240" w:lineRule="auto"/>
               <w:rPr>
-                <w:rFonts w:ascii="Arial" w:eastAsia="Times New Roman" w:hAnsi="Arial" w:cs="Arial"/>
+                <w:rFonts w:ascii="Arial" w:hAnsi="Arial" w:cs="Arial" w:eastAsia="Arial"/>
                 <w:sz w:val="21"/>
                 <w:szCs w:val="21"/>
               </w:rPr>
             </w:pPr>
             <w:r>
               <w:rPr>
-                <w:rFonts w:ascii="Arial" w:hAnsi="Arial" w:cs="Arial"/>
+                <w:rFonts w:ascii="Arial" w:hAnsi="Arial" w:cs="Arial" w:eastAsia="Arial"/>
                 <w:sz w:val="21"/>
                 <w:szCs w:val="21"/>
               </w:rPr>
@@ -642,7 +642,7 @@
           <w:p>
             <w:pPr>
               <w:rPr>
-                <w:rFonts w:ascii="Arial" w:hAnsi="Arial" w:cs="Arial"/>
+                <w:rFonts w:ascii="Arial" w:hAnsi="Arial" w:cs="Arial" w:eastAsia="Arial"/>
                 <w:sz w:val="21"/>
                 <w:szCs w:val="21"/>
               </w:rPr>
@@ -668,7 +668,7 @@
             <w:pPr>
               <w:ind w:left="3"/>
               <w:rPr>
-                <w:rFonts w:ascii="Arial" w:hAnsi="Arial" w:cs="Arial"/>
+                <w:rFonts w:ascii="Arial" w:hAnsi="Arial" w:cs="Arial" w:eastAsia="Arial"/>
                 <w:b/>
                 <w:bCs/>
                 <w:sz w:val="21"/>
@@ -677,7 +677,7 @@
             </w:pPr>
             <w:r>
               <w:rPr>
-                <w:rFonts w:ascii="Arial" w:hAnsi="Arial" w:cs="Arial"/>
+                <w:rFonts w:ascii="Arial" w:hAnsi="Arial" w:cs="Arial" w:eastAsia="Arial"/>
                 <w:b/>
                 <w:bCs/>
                 <w:sz w:val="21"/>
@@ -701,14 +701,14 @@
             <w:pPr>
               <w:spacing w:line="240" w:lineRule="auto"/>
               <w:rPr>
-                <w:rFonts w:ascii="Arial" w:hAnsi="Arial" w:cs="Arial"/>
+                <w:rFonts w:ascii="Arial" w:hAnsi="Arial" w:cs="Arial" w:eastAsia="Arial"/>
                 <w:sz w:val="21"/>
                 <w:szCs w:val="21"/>
               </w:rPr>
             </w:pPr>
             <w:r>
               <w:rPr>
-                <w:rFonts w:ascii="Arial" w:hAnsi="Arial" w:cs="Arial"/>
+                <w:rFonts w:ascii="Arial" w:hAnsi="Arial" w:cs="Arial" w:eastAsia="Arial"/>
                 <w:sz w:val="21"/>
                 <w:szCs w:val="21"/>
               </w:rPr>
@@ -735,7 +735,7 @@
             <w:pPr>
               <w:ind w:left="3"/>
               <w:rPr>
-                <w:rFonts w:ascii="Arial" w:hAnsi="Arial" w:cs="Arial"/>
+                <w:rFonts w:ascii="Arial" w:hAnsi="Arial" w:cs="Arial" w:eastAsia="Arial"/>
                 <w:b/>
                 <w:bCs/>
                 <w:sz w:val="21"/>
@@ -744,7 +744,7 @@
             </w:pPr>
             <w:r>
               <w:rPr>
-                <w:rFonts w:ascii="Arial" w:hAnsi="Arial" w:cs="Arial"/>
+                <w:rFonts w:ascii="Arial" w:hAnsi="Arial" w:cs="Arial" w:eastAsia="Arial"/>
                 <w:b/>
                 <w:bCs/>
                 <w:sz w:val="21"/>
@@ -768,14 +768,14 @@
             <w:pPr>
               <w:spacing w:line="240" w:lineRule="auto"/>
               <w:rPr>
-                <w:rFonts w:ascii="Arial" w:hAnsi="Arial" w:cs="Arial"/>
+                <w:rFonts w:ascii="Arial" w:hAnsi="Arial" w:cs="Arial" w:eastAsia="Arial"/>
                 <w:sz w:val="21"/>
                 <w:szCs w:val="21"/>
               </w:rPr>
             </w:pPr>
             <w:r>
               <w:rPr>
-                <w:rFonts w:ascii="Arial" w:hAnsi="Arial" w:cs="Arial"/>
+                <w:rFonts w:ascii="Arial" w:hAnsi="Arial" w:cs="Arial" w:eastAsia="Arial"/>
                 <w:sz w:val="21"/>
                 <w:szCs w:val="21"/>
               </w:rPr>
@@ -783,7 +783,7 @@
             </w:r>
             <w:r>
               <w:rPr>
-                <w:rFonts w:ascii="Arial" w:hAnsi="Arial" w:cs="Arial"/>
+                <w:rFonts w:ascii="Arial" w:hAnsi="Arial" w:cs="Arial" w:eastAsia="Arial"/>
                 <w:sz w:val="21"/>
                 <w:szCs w:val="21"/>
               </w:rPr>
@@ -859,10 +859,10 @@
   <w:docDefaults>
     <w:rPrDefault>
       <w:rPr>
-        <w:rFonts w:asciiTheme="minorHAnsi" w:eastAsiaTheme="minorHAnsi" w:hAnsiTheme="minorHAnsi" w:cstheme="minorBidi"/>
+        <w:rFonts w:ascii="Arial" w:hAnsi="Arial" w:cs="Arial" w:eastAsia="Arial"/>
         <w:kern w:val="2"/>
-        <w:sz w:val="24"/>
-        <w:szCs w:val="24"/>
+        <w:sz w:val="21"/>
+        <w:szCs w:val="21"/>
         <w:lang w:val="en-IN" w:eastAsia="en-US" w:bidi="ar-SA"/>
         <w14:ligatures w14:val="standardContextual"/>
       </w:rPr>
@@ -1259,9 +1259,9 @@
       <w:spacing w:line="259" w:lineRule="auto"/>
     </w:pPr>
     <w:rPr>
-      <w:rFonts w:ascii="Calibri" w:eastAsia="Calibri" w:hAnsi="Calibri" w:cs="Calibri"/>
+      <w:rFonts w:ascii="Arial" w:hAnsi="Arial" w:cs="Arial" w:eastAsia="Arial"/>
       <w:color w:val="000000"/>
-      <w:sz w:val="22"/>
+      <w:sz w:val="21"/>
       <w:lang w:eastAsia="en-IN"/>
     </w:rPr>
   </w:style>
@@ -1280,10 +1280,10 @@
       <w:outlineLvl w:val="0"/>
     </w:pPr>
     <w:rPr>
-      <w:rFonts w:asciiTheme="majorHAnsi" w:eastAsiaTheme="majorEastAsia" w:hAnsiTheme="majorHAnsi" w:cstheme="majorBidi"/>
+      <w:rFonts w:ascii="Arial" w:hAnsi="Arial" w:cs="Arial" w:eastAsia="Arial"/>
       <w:color w:val="0F4761" w:themeColor="accent1" w:themeShade="BF"/>
-      <w:sz w:val="40"/>
-      <w:szCs w:val="40"/>
+      <w:sz w:val="21"/>
+      <w:szCs w:val="21"/>
       <w:lang w:eastAsia="en-US"/>
     </w:rPr>
   </w:style>
@@ -1304,10 +1304,10 @@
       <w:outlineLvl w:val="1"/>
     </w:pPr>
     <w:rPr>
-      <w:rFonts w:asciiTheme="majorHAnsi" w:eastAsiaTheme="majorEastAsia" w:hAnsiTheme="majorHAnsi" w:cstheme="majorBidi"/>
+      <w:rFonts w:ascii="Arial" w:hAnsi="Arial" w:cs="Arial" w:eastAsia="Arial"/>
       <w:color w:val="0F4761" w:themeColor="accent1" w:themeShade="BF"/>
-      <w:sz w:val="32"/>
-      <w:szCs w:val="32"/>
+      <w:sz w:val="21"/>
+      <w:szCs w:val="21"/>
       <w:lang w:eastAsia="en-US"/>
     </w:rPr>
   </w:style>
@@ -1328,10 +1328,10 @@
       <w:outlineLvl w:val="2"/>
     </w:pPr>
     <w:rPr>
-      <w:rFonts w:asciiTheme="minorHAnsi" w:eastAsiaTheme="majorEastAsia" w:hAnsiTheme="minorHAnsi" w:cstheme="majorBidi"/>
+      <w:rFonts w:ascii="Arial" w:hAnsi="Arial" w:cs="Arial" w:eastAsia="Arial"/>
       <w:color w:val="0F4761" w:themeColor="accent1" w:themeShade="BF"/>
-      <w:sz w:val="28"/>
-      <w:szCs w:val="28"/>
+      <w:sz w:val="21"/>
+      <w:szCs w:val="21"/>
       <w:lang w:eastAsia="en-US"/>
     </w:rPr>
   </w:style>
@@ -1352,11 +1352,11 @@
       <w:outlineLvl w:val="3"/>
     </w:pPr>
     <w:rPr>
-      <w:rFonts w:asciiTheme="minorHAnsi" w:eastAsiaTheme="majorEastAsia" w:hAnsiTheme="minorHAnsi" w:cstheme="majorBidi"/>
+      <w:rFonts w:ascii="Arial" w:hAnsi="Arial" w:cs="Arial" w:eastAsia="Arial"/>
       <w:i/>
       <w:iCs/>
       <w:color w:val="0F4761" w:themeColor="accent1" w:themeShade="BF"/>
-      <w:sz w:val="24"/>
+      <w:sz w:val="21"/>
       <w:lang w:eastAsia="en-US"/>
     </w:rPr>
   </w:style>
@@ -1377,9 +1377,9 @@
       <w:outlineLvl w:val="4"/>
     </w:pPr>
     <w:rPr>
-      <w:rFonts w:asciiTheme="minorHAnsi" w:eastAsiaTheme="majorEastAsia" w:hAnsiTheme="minorHAnsi" w:cstheme="majorBidi"/>
+      <w:rFonts w:ascii="Arial" w:hAnsi="Arial" w:cs="Arial" w:eastAsia="Arial"/>
       <w:color w:val="0F4761" w:themeColor="accent1" w:themeShade="BF"/>
-      <w:sz w:val="24"/>
+      <w:sz w:val="21"/>
       <w:lang w:eastAsia="en-US"/>
     </w:rPr>
   </w:style>
@@ -1400,11 +1400,11 @@
       <w:outlineLvl w:val="5"/>
     </w:pPr>
     <w:rPr>
-      <w:rFonts w:asciiTheme="minorHAnsi" w:eastAsiaTheme="majorEastAsia" w:hAnsiTheme="minorHAnsi" w:cstheme="majorBidi"/>
+      <w:rFonts w:ascii="Arial" w:hAnsi="Arial" w:cs="Arial" w:eastAsia="Arial"/>
       <w:i/>
       <w:iCs/>
       <w:color w:val="595959" w:themeColor="text1" w:themeTint="A6"/>
-      <w:sz w:val="24"/>
+      <w:sz w:val="21"/>
       <w:lang w:eastAsia="en-US"/>
     </w:rPr>
   </w:style>
@@ -1425,9 +1425,9 @@
       <w:outlineLvl w:val="6"/>
     </w:pPr>
     <w:rPr>
-      <w:rFonts w:asciiTheme="minorHAnsi" w:eastAsiaTheme="majorEastAsia" w:hAnsiTheme="minorHAnsi" w:cstheme="majorBidi"/>
+      <w:rFonts w:ascii="Arial" w:hAnsi="Arial" w:cs="Arial" w:eastAsia="Arial"/>
       <w:color w:val="595959" w:themeColor="text1" w:themeTint="A6"/>
-      <w:sz w:val="24"/>
+      <w:sz w:val="21"/>
       <w:lang w:eastAsia="en-US"/>
     </w:rPr>
   </w:style>
@@ -1448,11 +1448,11 @@
       <w:outlineLvl w:val="7"/>
     </w:pPr>
     <w:rPr>
-      <w:rFonts w:asciiTheme="minorHAnsi" w:eastAsiaTheme="majorEastAsia" w:hAnsiTheme="minorHAnsi" w:cstheme="majorBidi"/>
+      <w:rFonts w:ascii="Arial" w:hAnsi="Arial" w:cs="Arial" w:eastAsia="Arial"/>
       <w:i/>
       <w:iCs/>
       <w:color w:val="272727" w:themeColor="text1" w:themeTint="D8"/>
-      <w:sz w:val="24"/>
+      <w:sz w:val="21"/>
       <w:lang w:eastAsia="en-US"/>
     </w:rPr>
   </w:style>
@@ -1473,9 +1473,9 @@
       <w:outlineLvl w:val="8"/>
     </w:pPr>
     <w:rPr>
-      <w:rFonts w:asciiTheme="minorHAnsi" w:eastAsiaTheme="majorEastAsia" w:hAnsiTheme="minorHAnsi" w:cstheme="majorBidi"/>
+      <w:rFonts w:ascii="Arial" w:hAnsi="Arial" w:cs="Arial" w:eastAsia="Arial"/>
       <w:color w:val="272727" w:themeColor="text1" w:themeTint="D8"/>
-      <w:sz w:val="24"/>
+      <w:sz w:val="21"/>
       <w:lang w:eastAsia="en-US"/>
     </w:rPr>
   </w:style>
@@ -1512,10 +1512,10 @@
     <w:uiPriority w:val="9"/>
     <w:rsid w:val="00C44E90"/>
     <w:rPr>
-      <w:rFonts w:asciiTheme="majorHAnsi" w:eastAsiaTheme="majorEastAsia" w:hAnsiTheme="majorHAnsi" w:cstheme="majorBidi"/>
+      <w:rFonts w:ascii="Arial" w:hAnsi="Arial" w:cs="Arial" w:eastAsia="Arial"/>
       <w:color w:val="0F4761" w:themeColor="accent1" w:themeShade="BF"/>
-      <w:sz w:val="40"/>
-      <w:szCs w:val="40"/>
+      <w:sz w:val="21"/>
+      <w:szCs w:val="21"/>
     </w:rPr>
   </w:style>
   <w:style w:type="character" w:customStyle="1" w:styleId="Heading2Char">
@@ -1526,10 +1526,10 @@
     <w:semiHidden/>
     <w:rsid w:val="00C44E90"/>
     <w:rPr>
-      <w:rFonts w:asciiTheme="majorHAnsi" w:eastAsiaTheme="majorEastAsia" w:hAnsiTheme="majorHAnsi" w:cstheme="majorBidi"/>
+      <w:rFonts w:ascii="Arial" w:hAnsi="Arial" w:cs="Arial" w:eastAsia="Arial"/>
       <w:color w:val="0F4761" w:themeColor="accent1" w:themeShade="BF"/>
-      <w:sz w:val="32"/>
-      <w:szCs w:val="32"/>
+      <w:sz w:val="21"/>
+      <w:szCs w:val="21"/>
     </w:rPr>
   </w:style>
   <w:style w:type="character" w:customStyle="1" w:styleId="Heading3Char">
@@ -1540,10 +1540,10 @@
     <w:semiHidden/>
     <w:rsid w:val="00C44E90"/>
     <w:rPr>
-      <w:rFonts w:eastAsiaTheme="majorEastAsia" w:cstheme="majorBidi"/>
+      <w:rFonts w:ascii="Arial" w:hAnsi="Arial" w:cs="Arial" w:eastAsia="Arial"/>
       <w:color w:val="0F4761" w:themeColor="accent1" w:themeShade="BF"/>
-      <w:sz w:val="28"/>
-      <w:szCs w:val="28"/>
+      <w:sz w:val="21"/>
+      <w:szCs w:val="21"/>
     </w:rPr>
   </w:style>
   <w:style w:type="character" w:customStyle="1" w:styleId="Heading4Char">
@@ -1554,7 +1554,7 @@
     <w:semiHidden/>
     <w:rsid w:val="00C44E90"/>
     <w:rPr>
-      <w:rFonts w:eastAsiaTheme="majorEastAsia" w:cstheme="majorBidi"/>
+      <w:rFonts w:ascii="Arial" w:hAnsi="Arial" w:cs="Arial" w:eastAsia="Arial"/>
       <w:i/>
       <w:iCs/>
       <w:color w:val="0F4761" w:themeColor="accent1" w:themeShade="BF"/>
@@ -1568,7 +1568,7 @@
     <w:semiHidden/>
     <w:rsid w:val="00C44E90"/>
     <w:rPr>
-      <w:rFonts w:eastAsiaTheme="majorEastAsia" w:cstheme="majorBidi"/>
+      <w:rFonts w:ascii="Arial" w:hAnsi="Arial" w:cs="Arial" w:eastAsia="Arial"/>
       <w:color w:val="0F4761" w:themeColor="accent1" w:themeShade="BF"/>
     </w:rPr>
   </w:style>
@@ -1580,7 +1580,7 @@
     <w:semiHidden/>
     <w:rsid w:val="00C44E90"/>
     <w:rPr>
-      <w:rFonts w:eastAsiaTheme="majorEastAsia" w:cstheme="majorBidi"/>
+      <w:rFonts w:ascii="Arial" w:hAnsi="Arial" w:cs="Arial" w:eastAsia="Arial"/>
       <w:i/>
       <w:iCs/>
       <w:color w:val="595959" w:themeColor="text1" w:themeTint="A6"/>
@@ -1594,7 +1594,7 @@
     <w:semiHidden/>
     <w:rsid w:val="00C44E90"/>
     <w:rPr>
-      <w:rFonts w:eastAsiaTheme="majorEastAsia" w:cstheme="majorBidi"/>
+      <w:rFonts w:ascii="Arial" w:hAnsi="Arial" w:cs="Arial" w:eastAsia="Arial"/>
       <w:color w:val="595959" w:themeColor="text1" w:themeTint="A6"/>
     </w:rPr>
   </w:style>
@@ -1606,7 +1606,7 @@
     <w:semiHidden/>
     <w:rsid w:val="00C44E90"/>
     <w:rPr>
-      <w:rFonts w:eastAsiaTheme="majorEastAsia" w:cstheme="majorBidi"/>
+      <w:rFonts w:ascii="Arial" w:hAnsi="Arial" w:cs="Arial" w:eastAsia="Arial"/>
       <w:i/>
       <w:iCs/>
       <w:color w:val="272727" w:themeColor="text1" w:themeTint="D8"/>
@@ -1620,7 +1620,7 @@
     <w:semiHidden/>
     <w:rsid w:val="00C44E90"/>
     <w:rPr>
-      <w:rFonts w:eastAsiaTheme="majorEastAsia" w:cstheme="majorBidi"/>
+      <w:rFonts w:ascii="Arial" w:hAnsi="Arial" w:cs="Arial" w:eastAsia="Arial"/>
       <w:color w:val="272727" w:themeColor="text1" w:themeTint="D8"/>
     </w:rPr>
   </w:style>
@@ -1637,12 +1637,12 @@
       <w:contextualSpacing/>
     </w:pPr>
     <w:rPr>
-      <w:rFonts w:asciiTheme="majorHAnsi" w:eastAsiaTheme="majorEastAsia" w:hAnsiTheme="majorHAnsi" w:cstheme="majorBidi"/>
+      <w:rFonts w:ascii="Arial" w:hAnsi="Arial" w:cs="Arial" w:eastAsia="Arial"/>
       <w:color w:val="auto"/>
       <w:spacing w:val="-10"/>
       <w:kern w:val="28"/>
-      <w:sz w:val="56"/>
-      <w:szCs w:val="56"/>
+      <w:sz w:val="21"/>
+      <w:szCs w:val="21"/>
       <w:lang w:eastAsia="en-US"/>
     </w:rPr>
   </w:style>
@@ -1653,11 +1653,11 @@
     <w:uiPriority w:val="10"/>
     <w:rsid w:val="00C44E90"/>
     <w:rPr>
-      <w:rFonts w:asciiTheme="majorHAnsi" w:eastAsiaTheme="majorEastAsia" w:hAnsiTheme="majorHAnsi" w:cstheme="majorBidi"/>
+      <w:rFonts w:ascii="Arial" w:hAnsi="Arial" w:cs="Arial" w:eastAsia="Arial"/>
       <w:spacing w:val="-10"/>
       <w:kern w:val="28"/>
-      <w:sz w:val="56"/>
-      <w:szCs w:val="56"/>
+      <w:sz w:val="21"/>
+      <w:szCs w:val="21"/>
     </w:rPr>
   </w:style>
   <w:style w:type="paragraph" w:styleId="Subtitle">
@@ -1675,11 +1675,11 @@
       <w:spacing w:line="278" w:lineRule="auto"/>
     </w:pPr>
     <w:rPr>
-      <w:rFonts w:asciiTheme="minorHAnsi" w:eastAsiaTheme="majorEastAsia" w:hAnsiTheme="minorHAnsi" w:cstheme="majorBidi"/>
+      <w:rFonts w:ascii="Arial" w:hAnsi="Arial" w:cs="Arial" w:eastAsia="Arial"/>
       <w:color w:val="595959" w:themeColor="text1" w:themeTint="A6"/>
       <w:spacing w:val="15"/>
-      <w:sz w:val="28"/>
-      <w:szCs w:val="28"/>
+      <w:sz w:val="21"/>
+      <w:szCs w:val="21"/>
       <w:lang w:eastAsia="en-US"/>
     </w:rPr>
   </w:style>
@@ -1690,11 +1690,11 @@
     <w:uiPriority w:val="11"/>
     <w:rsid w:val="00C44E90"/>
     <w:rPr>
-      <w:rFonts w:eastAsiaTheme="majorEastAsia" w:cstheme="majorBidi"/>
+      <w:rFonts w:ascii="Arial" w:hAnsi="Arial" w:cs="Arial" w:eastAsia="Arial"/>
       <w:color w:val="595959" w:themeColor="text1" w:themeTint="A6"/>
       <w:spacing w:val="15"/>
-      <w:sz w:val="28"/>
-      <w:szCs w:val="28"/>
+      <w:sz w:val="21"/>
+      <w:szCs w:val="21"/>
     </w:rPr>
   </w:style>
   <w:style w:type="paragraph" w:styleId="Quote">
@@ -1710,11 +1710,11 @@
       <w:jc w:val="center"/>
     </w:pPr>
     <w:rPr>
-      <w:rFonts w:asciiTheme="minorHAnsi" w:eastAsiaTheme="minorHAnsi" w:hAnsiTheme="minorHAnsi" w:cstheme="minorBidi"/>
+      <w:rFonts w:ascii="Arial" w:hAnsi="Arial" w:cs="Arial" w:eastAsia="Arial"/>
       <w:i/>
       <w:iCs/>
       <w:color w:val="404040" w:themeColor="text1" w:themeTint="BF"/>
-      <w:sz w:val="24"/>
+      <w:sz w:val="21"/>
       <w:lang w:eastAsia="en-US"/>
     </w:rPr>
   </w:style>
@@ -1742,9 +1742,9 @@
       <w:contextualSpacing/>
     </w:pPr>
     <w:rPr>
-      <w:rFonts w:asciiTheme="minorHAnsi" w:eastAsiaTheme="minorHAnsi" w:hAnsiTheme="minorHAnsi" w:cstheme="minorBidi"/>
+      <w:rFonts w:ascii="Arial" w:hAnsi="Arial" w:cs="Arial" w:eastAsia="Arial"/>
       <w:color w:val="auto"/>
-      <w:sz w:val="24"/>
+      <w:sz w:val="21"/>
       <w:lang w:eastAsia="en-US"/>
     </w:rPr>
   </w:style>
@@ -1778,11 +1778,11 @@
       <w:jc w:val="center"/>
     </w:pPr>
     <w:rPr>
-      <w:rFonts w:asciiTheme="minorHAnsi" w:eastAsiaTheme="minorHAnsi" w:hAnsiTheme="minorHAnsi" w:cstheme="minorBidi"/>
+      <w:rFonts w:ascii="Arial" w:hAnsi="Arial" w:cs="Arial" w:eastAsia="Arial"/>
       <w:i/>
       <w:iCs/>
       <w:color w:val="0F4761" w:themeColor="accent1" w:themeShade="BF"/>
-      <w:sz w:val="24"/>
+      <w:sz w:val="21"/>
       <w:lang w:eastAsia="en-US"/>
     </w:rPr>
   </w:style>
@@ -1819,7 +1819,7 @@
       <w:spacing w:after="0" w:line="240" w:lineRule="auto"/>
     </w:pPr>
     <w:rPr>
-      <w:rFonts w:eastAsiaTheme="minorEastAsia"/>
+      <w:rFonts w:ascii="Arial" w:hAnsi="Arial" w:cs="Arial" w:eastAsia="Arial"/>
       <w:lang w:eastAsia="en-IN"/>
     </w:rPr>
     <w:tblPr>
@@ -1853,9 +1853,9 @@
     <w:uiPriority w:val="99"/>
     <w:rsid w:val="006004F0"/>
     <w:rPr>
-      <w:rFonts w:ascii="Calibri" w:eastAsia="Calibri" w:hAnsi="Calibri" w:cs="Calibri"/>
+      <w:rFonts w:ascii="Arial" w:hAnsi="Arial" w:cs="Arial" w:eastAsia="Arial"/>
       <w:color w:val="000000"/>
-      <w:sz w:val="22"/>
+      <w:sz w:val="21"/>
       <w:lang w:eastAsia="en-IN"/>
     </w:rPr>
   </w:style>
@@ -1881,9 +1881,9 @@
     <w:uiPriority w:val="99"/>
     <w:rsid w:val="006004F0"/>
     <w:rPr>
-      <w:rFonts w:ascii="Calibri" w:eastAsia="Calibri" w:hAnsi="Calibri" w:cs="Calibri"/>
+      <w:rFonts w:ascii="Arial" w:hAnsi="Arial" w:cs="Arial" w:eastAsia="Arial"/>
       <w:color w:val="000000"/>
-      <w:sz w:val="22"/>
+      <w:sz w:val="21"/>
       <w:lang w:eastAsia="en-IN"/>
     </w:rPr>
   </w:style>
